--- a/DBTUNING/ch26_V뷰인스턴스튜닝1_절차와통계/ch26_실습문제_정답.docx
+++ b/DBTUNING/ch26_V뷰인스턴스튜닝1_절차와통계/ch26_실습문제_정답.docx
@@ -13,7 +13,7 @@
           <w:color w:val="365F91"/>
           <w:sz w:val="28"/>
         </w:rPr>
-        <w:t>제13장  V$ 뷰 인스턴스 튜닝 ① 절차와 통계 해석 — 실습문제 정답 및 해설</w:t>
+        <w:t>제ch26  V$ 뷰 인스턴스 튜닝 ① 절차와 통계 해석 — 실습문제 정답 및 해설</w:t>
       </w:r>
     </w:p>
     <w:p>

--- a/DBTUNING/ch26_V뷰인스턴스튜닝1_절차와통계/ch26_실습문제_정답.docx
+++ b/DBTUNING/ch26_V뷰인스턴스튜닝1_절차와통계/ch26_실습문제_정답.docx
@@ -13,7 +13,7 @@
           <w:color w:val="365F91"/>
           <w:sz w:val="28"/>
         </w:rPr>
-        <w:t>제ch26  V$ 뷰 인스턴스 튜닝 ① 절차와 통계 해석 — 실습문제 정답 및 해설</w:t>
+        <w:t>ch26  V$ 뷰 인스턴스 튜닝 ① 절차와 통계 해석 — 실습문제 정답 및 해설</w:t>
       </w:r>
     </w:p>
     <w:p>
